--- a/Udemy - Microsoft Excel course.docx
+++ b/Udemy - Microsoft Excel course.docx
@@ -196,7 +196,11 @@
     </w:p>
     <w:p>
       <w:pPr>
-        <w:ind w:left="360"/>
+        <w:pStyle w:val="ListParagraph"/>
+        <w:numPr>
+          <w:ilvl w:val="0"/>
+          <w:numId w:val="1"/>
+        </w:numPr>
         <w:rPr>
           <w:rFonts w:ascii="Verdana" w:hAnsi="Verdana"/>
           <w:sz w:val="28"/>
@@ -204,6 +208,14 @@
           <w:u w:val="single"/>
         </w:rPr>
       </w:pPr>
+      <w:r>
+        <w:rPr>
+          <w:rFonts w:ascii="Verdana" w:hAnsi="Verdana"/>
+          <w:sz w:val="28"/>
+          <w:szCs w:val="28"/>
+        </w:rPr>
+        <w:t>(ALT + “=”) = AutoSum</w:t>
+      </w:r>
     </w:p>
     <w:p>
       <w:pPr>

--- a/Udemy - Microsoft Excel course.docx
+++ b/Udemy - Microsoft Excel course.docx
@@ -160,15 +160,63 @@
           <w:sz w:val="28"/>
           <w:szCs w:val="28"/>
         </w:rPr>
-        <w:t xml:space="preserve">Text data its always on the right side </w:t>
-      </w:r>
-      <w:r>
-        <w:rPr>
-          <w:rFonts w:ascii="Verdana" w:hAnsi="Verdana"/>
-          <w:sz w:val="28"/>
-          <w:szCs w:val="28"/>
-        </w:rPr>
-        <w:t>inside the column, numeric data its always on the left side inside the column</w:t>
+        <w:t xml:space="preserve">Text data </w:t>
+      </w:r>
+      <w:r>
+        <w:rPr>
+          <w:rFonts w:ascii="Verdana" w:hAnsi="Verdana"/>
+          <w:sz w:val="28"/>
+          <w:szCs w:val="28"/>
+        </w:rPr>
+        <w:t>is</w:t>
+      </w:r>
+      <w:r>
+        <w:rPr>
+          <w:rFonts w:ascii="Verdana" w:hAnsi="Verdana"/>
+          <w:sz w:val="28"/>
+          <w:szCs w:val="28"/>
+        </w:rPr>
+        <w:t xml:space="preserve"> always on the right side </w:t>
+      </w:r>
+      <w:r>
+        <w:rPr>
+          <w:rFonts w:ascii="Verdana" w:hAnsi="Verdana"/>
+          <w:sz w:val="28"/>
+          <w:szCs w:val="28"/>
+        </w:rPr>
+        <w:t xml:space="preserve">inside the column, </w:t>
+      </w:r>
+      <w:r>
+        <w:rPr>
+          <w:rFonts w:ascii="Verdana" w:hAnsi="Verdana"/>
+          <w:sz w:val="28"/>
+          <w:szCs w:val="28"/>
+        </w:rPr>
+        <w:t xml:space="preserve">and </w:t>
+      </w:r>
+      <w:r>
+        <w:rPr>
+          <w:rFonts w:ascii="Verdana" w:hAnsi="Verdana"/>
+          <w:sz w:val="28"/>
+          <w:szCs w:val="28"/>
+        </w:rPr>
+        <w:t xml:space="preserve">numeric data </w:t>
+      </w:r>
+      <w:r>
+        <w:rPr>
+          <w:rFonts w:ascii="Verdana" w:hAnsi="Verdana"/>
+          <w:sz w:val="28"/>
+          <w:szCs w:val="28"/>
+        </w:rPr>
+        <w:t>is</w:t>
+      </w:r>
+      <w:r>
+        <w:rPr>
+          <w:rFonts w:ascii="Verdana" w:hAnsi="Verdana"/>
+          <w:sz w:val="28"/>
+          <w:szCs w:val="28"/>
+        </w:rPr>
+        <w:t xml:space="preserve"> always on the left side inside the column</w:t>
       </w:r>
     </w:p>
     <w:p>
@@ -219,82 +267,133 @@
     </w:p>
     <w:p>
       <w:pPr>
-        <w:ind w:left="360"/>
-        <w:rPr>
-          <w:rFonts w:ascii="Verdana" w:hAnsi="Verdana"/>
-          <w:sz w:val="28"/>
-          <w:szCs w:val="28"/>
-          <w:lang w:val="es-PY"/>
-        </w:rPr>
-      </w:pPr>
-      <w:r>
-        <w:rPr>
-          <w:rFonts w:ascii="Verdana" w:hAnsi="Verdana"/>
-          <w:sz w:val="28"/>
-          <w:szCs w:val="28"/>
-          <w:lang w:val="es-PY"/>
-        </w:rPr>
-        <w:t xml:space="preserve">Para hacer porcentajes en </w:t>
-      </w:r>
-      <w:r>
-        <w:rPr>
-          <w:rFonts w:ascii="Verdana" w:hAnsi="Verdana"/>
-          <w:sz w:val="28"/>
-          <w:szCs w:val="28"/>
-          <w:lang w:val="es-PY"/>
-        </w:rPr>
-        <w:t xml:space="preserve">Excel hay que asignar </w:t>
-      </w:r>
-      <w:r>
-        <w:rPr>
-          <w:rFonts w:ascii="Verdana" w:hAnsi="Verdana"/>
-          <w:sz w:val="28"/>
-          <w:szCs w:val="28"/>
-          <w:lang w:val="es-PY"/>
-        </w:rPr>
-        <w:t xml:space="preserve">una de las celdas como valor absoluto de manera a poder replicar la formula con las otras filas. </w:t>
+        <w:pStyle w:val="ListParagraph"/>
+        <w:numPr>
+          <w:ilvl w:val="0"/>
+          <w:numId w:val="1"/>
+        </w:numPr>
+        <w:rPr>
+          <w:rFonts w:ascii="Verdana" w:hAnsi="Verdana"/>
+          <w:sz w:val="28"/>
+          <w:szCs w:val="28"/>
+        </w:rPr>
+      </w:pPr>
+      <w:r>
+        <w:rPr>
+          <w:rFonts w:ascii="Verdana" w:hAnsi="Verdana"/>
+          <w:sz w:val="28"/>
+          <w:szCs w:val="28"/>
+        </w:rPr>
+        <w:t>(Control + “+”) = New Row</w:t>
       </w:r>
     </w:p>
     <w:p>
       <w:pPr>
-        <w:ind w:left="360"/>
-        <w:rPr>
-          <w:rFonts w:ascii="Verdana" w:hAnsi="Verdana"/>
-          <w:sz w:val="28"/>
-          <w:szCs w:val="28"/>
-          <w:lang w:val="es-PY"/>
-        </w:rPr>
-      </w:pPr>
-      <w:r>
-        <w:rPr>
-          <w:rFonts w:ascii="Verdana" w:hAnsi="Verdana"/>
-          <w:sz w:val="28"/>
-          <w:szCs w:val="28"/>
-          <w:lang w:val="es-PY"/>
-        </w:rPr>
-        <w:t>Ejemplo</w:t>
-      </w:r>
-      <w:r>
-        <w:rPr>
-          <w:rFonts w:ascii="Verdana" w:hAnsi="Verdana"/>
-          <w:sz w:val="28"/>
-          <w:szCs w:val="28"/>
-          <w:lang w:val="es-PY"/>
-        </w:rPr>
-        <w:t>: E4/$E$9</w:t>
-      </w:r>
-      <w:r>
-        <w:rPr>
-          <w:rFonts w:ascii="Verdana" w:hAnsi="Verdana"/>
-          <w:sz w:val="28"/>
-          <w:szCs w:val="28"/>
-          <w:lang w:val="es-PY"/>
-        </w:rPr>
-        <w:t xml:space="preserve"> </w:t>
+        <w:pStyle w:val="ListParagraph"/>
+        <w:numPr>
+          <w:ilvl w:val="0"/>
+          <w:numId w:val="1"/>
+        </w:numPr>
+        <w:rPr>
+          <w:rFonts w:ascii="Verdana" w:hAnsi="Verdana"/>
+          <w:sz w:val="28"/>
+          <w:szCs w:val="28"/>
+        </w:rPr>
+      </w:pPr>
+      <w:r>
+        <w:rPr>
+          <w:rFonts w:ascii="Verdana" w:hAnsi="Verdana"/>
+          <w:sz w:val="28"/>
+          <w:szCs w:val="28"/>
+        </w:rPr>
+        <w:t>(Control + “</w:t>
+      </w:r>
+      <w:r>
+        <w:rPr>
+          <w:rFonts w:ascii="Verdana" w:hAnsi="Verdana"/>
+          <w:sz w:val="28"/>
+          <w:szCs w:val="28"/>
+        </w:rPr>
+        <w:t>-</w:t>
+      </w:r>
+      <w:r>
+        <w:rPr>
+          <w:rFonts w:ascii="Verdana" w:hAnsi="Verdana"/>
+          <w:sz w:val="28"/>
+          <w:szCs w:val="28"/>
+        </w:rPr>
+        <w:t xml:space="preserve">”) = </w:t>
+      </w:r>
+      <w:r>
+        <w:rPr>
+          <w:rFonts w:ascii="Verdana" w:hAnsi="Verdana"/>
+          <w:sz w:val="28"/>
+          <w:szCs w:val="28"/>
+        </w:rPr>
+        <w:t>Delete</w:t>
+      </w:r>
+      <w:r>
+        <w:rPr>
+          <w:rFonts w:ascii="Verdana" w:hAnsi="Verdana"/>
+          <w:sz w:val="28"/>
+          <w:szCs w:val="28"/>
+        </w:rPr>
+        <w:t xml:space="preserve"> Row</w:t>
       </w:r>
     </w:p>
     <w:p>
       <w:pPr>
+        <w:pStyle w:val="ListParagraph"/>
+        <w:numPr>
+          <w:ilvl w:val="0"/>
+          <w:numId w:val="1"/>
+        </w:numPr>
+        <w:rPr>
+          <w:rFonts w:ascii="Verdana" w:hAnsi="Verdana"/>
+          <w:sz w:val="28"/>
+          <w:szCs w:val="28"/>
+          <w:lang w:val="es-PY"/>
+        </w:rPr>
+      </w:pPr>
+      <w:r>
+        <w:rPr>
+          <w:rFonts w:ascii="Verdana" w:hAnsi="Verdana"/>
+          <w:sz w:val="28"/>
+          <w:szCs w:val="28"/>
+          <w:lang w:val="es-PY"/>
+        </w:rPr>
+        <w:t xml:space="preserve">Doble </w:t>
+      </w:r>
+      <w:r>
+        <w:rPr>
+          <w:rFonts w:ascii="Verdana" w:hAnsi="Verdana"/>
+          <w:sz w:val="28"/>
+          <w:szCs w:val="28"/>
+          <w:lang w:val="es-PY"/>
+        </w:rPr>
+        <w:t>clics</w:t>
+      </w:r>
+      <w:r>
+        <w:rPr>
+          <w:rFonts w:ascii="Verdana" w:hAnsi="Verdana"/>
+          <w:sz w:val="28"/>
+          <w:szCs w:val="28"/>
+          <w:lang w:val="es-PY"/>
+        </w:rPr>
+        <w:t xml:space="preserve"> = Para ajustar </w:t>
+      </w:r>
+      <w:r>
+        <w:rPr>
+          <w:rFonts w:ascii="Verdana" w:hAnsi="Verdana"/>
+          <w:sz w:val="28"/>
+          <w:szCs w:val="28"/>
+          <w:lang w:val="es-PY"/>
+        </w:rPr>
+        <w:t>automáticamente el ancho de una columna</w:t>
+      </w:r>
+    </w:p>
+    <w:p>
+      <w:pPr>
         <w:ind w:left="360"/>
         <w:rPr>
           <w:rFonts w:ascii="Verdana" w:hAnsi="Verdana"/>
@@ -310,6 +409,100 @@
           <w:szCs w:val="28"/>
           <w:lang w:val="es-PY"/>
         </w:rPr>
+        <w:t xml:space="preserve">Para hacer porcentajes en </w:t>
+      </w:r>
+      <w:r>
+        <w:rPr>
+          <w:rFonts w:ascii="Verdana" w:hAnsi="Verdana"/>
+          <w:sz w:val="28"/>
+          <w:szCs w:val="28"/>
+          <w:lang w:val="es-PY"/>
+        </w:rPr>
+        <w:t xml:space="preserve">Excel hay que asignar </w:t>
+      </w:r>
+      <w:r>
+        <w:rPr>
+          <w:rFonts w:ascii="Verdana" w:hAnsi="Verdana"/>
+          <w:sz w:val="28"/>
+          <w:szCs w:val="28"/>
+          <w:lang w:val="es-PY"/>
+        </w:rPr>
+        <w:t xml:space="preserve">una de las celdas como valor absoluto de manera </w:t>
+      </w:r>
+      <w:r>
+        <w:rPr>
+          <w:rFonts w:ascii="Verdana" w:hAnsi="Verdana"/>
+          <w:sz w:val="28"/>
+          <w:szCs w:val="28"/>
+          <w:lang w:val="es-PY"/>
+        </w:rPr>
+        <w:t>de poder replicar la fórmula</w:t>
+      </w:r>
+      <w:r>
+        <w:rPr>
+          <w:rFonts w:ascii="Verdana" w:hAnsi="Verdana"/>
+          <w:sz w:val="28"/>
+          <w:szCs w:val="28"/>
+          <w:lang w:val="es-PY"/>
+        </w:rPr>
+        <w:t xml:space="preserve"> con las otras filas. </w:t>
+      </w:r>
+    </w:p>
+    <w:p>
+      <w:pPr>
+        <w:ind w:left="360"/>
+        <w:rPr>
+          <w:rFonts w:ascii="Verdana" w:hAnsi="Verdana"/>
+          <w:sz w:val="28"/>
+          <w:szCs w:val="28"/>
+          <w:lang w:val="es-PY"/>
+        </w:rPr>
+      </w:pPr>
+      <w:r>
+        <w:rPr>
+          <w:rFonts w:ascii="Verdana" w:hAnsi="Verdana"/>
+          <w:sz w:val="28"/>
+          <w:szCs w:val="28"/>
+          <w:lang w:val="es-PY"/>
+        </w:rPr>
+        <w:t>Ejemplo</w:t>
+      </w:r>
+      <w:r>
+        <w:rPr>
+          <w:rFonts w:ascii="Verdana" w:hAnsi="Verdana"/>
+          <w:sz w:val="28"/>
+          <w:szCs w:val="28"/>
+          <w:lang w:val="es-PY"/>
+        </w:rPr>
+        <w:t>: E4/$E$9</w:t>
+      </w:r>
+      <w:r>
+        <w:rPr>
+          <w:rFonts w:ascii="Verdana" w:hAnsi="Verdana"/>
+          <w:sz w:val="28"/>
+          <w:szCs w:val="28"/>
+          <w:lang w:val="es-PY"/>
+        </w:rPr>
+        <w:t xml:space="preserve"> </w:t>
+      </w:r>
+    </w:p>
+    <w:p>
+      <w:pPr>
+        <w:ind w:left="360"/>
+        <w:rPr>
+          <w:rFonts w:ascii="Verdana" w:hAnsi="Verdana"/>
+          <w:sz w:val="28"/>
+          <w:szCs w:val="28"/>
+          <w:lang w:val="es-PY"/>
+        </w:rPr>
+      </w:pPr>
+      <w:r>
+        <w:rPr>
+          <w:rFonts w:ascii="Verdana" w:hAnsi="Verdana"/>
+          <w:sz w:val="28"/>
+          <w:szCs w:val="28"/>
+          <w:lang w:val="es-PY"/>
+        </w:rPr>
         <w:t>En este caso, la celda “E9” termina siendo la celda del total</w:t>
       </w:r>
       <w:r>
@@ -319,7 +512,43 @@
           <w:szCs w:val="28"/>
           <w:lang w:val="es-PY"/>
         </w:rPr>
-        <w:t xml:space="preserve"> de la suma (100%), por lo tanto se puede copiar la formula con las otras filas. </w:t>
+        <w:t xml:space="preserve"> de la suma (100%), por lo </w:t>
+      </w:r>
+      <w:r>
+        <w:rPr>
+          <w:rFonts w:ascii="Verdana" w:hAnsi="Verdana"/>
+          <w:sz w:val="28"/>
+          <w:szCs w:val="28"/>
+          <w:lang w:val="es-PY"/>
+        </w:rPr>
+        <w:t>tanto,</w:t>
+      </w:r>
+      <w:r>
+        <w:rPr>
+          <w:rFonts w:ascii="Verdana" w:hAnsi="Verdana"/>
+          <w:sz w:val="28"/>
+          <w:szCs w:val="28"/>
+          <w:lang w:val="es-PY"/>
+        </w:rPr>
+        <w:t xml:space="preserve"> se puede copiar la </w:t>
+      </w:r>
+      <w:r>
+        <w:rPr>
+          <w:rFonts w:ascii="Verdana" w:hAnsi="Verdana"/>
+          <w:sz w:val="28"/>
+          <w:szCs w:val="28"/>
+          <w:lang w:val="es-PY"/>
+        </w:rPr>
+        <w:t>fórmula</w:t>
+      </w:r>
+      <w:r>
+        <w:rPr>
+          <w:rFonts w:ascii="Verdana" w:hAnsi="Verdana"/>
+          <w:sz w:val="28"/>
+          <w:szCs w:val="28"/>
+          <w:lang w:val="es-PY"/>
+        </w:rPr>
+        <w:t xml:space="preserve"> con las otras filas. </w:t>
       </w:r>
     </w:p>
     <w:p>

--- a/Udemy - Microsoft Excel course.docx
+++ b/Udemy - Microsoft Excel course.docx
@@ -390,6 +390,66 @@
           <w:lang w:val="es-PY"/>
         </w:rPr>
         <w:t>automáticamente el ancho de una columna</w:t>
+      </w:r>
+    </w:p>
+    <w:p>
+      <w:pPr>
+        <w:pStyle w:val="ListParagraph"/>
+        <w:numPr>
+          <w:ilvl w:val="0"/>
+          <w:numId w:val="1"/>
+        </w:numPr>
+        <w:rPr>
+          <w:rFonts w:ascii="Verdana" w:hAnsi="Verdana"/>
+          <w:sz w:val="28"/>
+          <w:szCs w:val="28"/>
+          <w:lang w:val="es-PY"/>
+        </w:rPr>
+      </w:pPr>
+      <w:r>
+        <w:rPr>
+          <w:rFonts w:ascii="Verdana" w:hAnsi="Verdana"/>
+          <w:sz w:val="28"/>
+          <w:szCs w:val="28"/>
+          <w:lang w:val="es-PY"/>
+        </w:rPr>
+        <w:t>Seleccionando</w:t>
+      </w:r>
+      <w:r>
+        <w:rPr>
+          <w:rFonts w:ascii="Verdana" w:hAnsi="Verdana"/>
+          <w:sz w:val="28"/>
+          <w:szCs w:val="28"/>
+          <w:lang w:val="es-PY"/>
+        </w:rPr>
+        <w:t xml:space="preserve"> una hoja de trabajo y manteniendo la </w:t>
+      </w:r>
+      <w:r>
+        <w:rPr>
+          <w:rFonts w:ascii="Verdana" w:hAnsi="Verdana"/>
+          <w:sz w:val="28"/>
+          <w:szCs w:val="28"/>
+          <w:lang w:val="es-PY"/>
+        </w:rPr>
+        <w:t>tecla</w:t>
+      </w:r>
+      <w:r>
+        <w:rPr>
+          <w:rFonts w:ascii="Verdana" w:hAnsi="Verdana"/>
+          <w:sz w:val="28"/>
+          <w:szCs w:val="28"/>
+          <w:lang w:val="es-PY"/>
+        </w:rPr>
+        <w:t xml:space="preserve"> “Control”</w:t>
+      </w:r>
+      <w:r>
+        <w:rPr>
+          <w:rFonts w:ascii="Verdana" w:hAnsi="Verdana"/>
+          <w:sz w:val="28"/>
+          <w:szCs w:val="28"/>
+          <w:lang w:val="es-PY"/>
+        </w:rPr>
+        <w:t>, puedo hacer una copia de esa hoja</w:t>
       </w:r>
     </w:p>
     <w:p>
